--- a/data/sample-docs/it-equipment-procedure.docx
+++ b/data/sample-docs/it-equipment-procedure.docx
@@ -348,7 +348,7 @@
         <w:t xml:space="preserve"> </w:t>
       </w:r>
       <w:r>
-        <w:t xml:space="preserve">in Amsterdam, Dublin, and Berlin, and within ten business days to remote employees in other locations.</w:t>
+        <w:t xml:space="preserve">to the head office and the regional offices, and within ten business days to remote employees.</w:t>
       </w:r>
     </w:p>
     <w:p>
